--- a/docs/report/报告初稿-校园失物招领智能匹配平台.docx
+++ b/docs/report/报告初稿-校园失物招领智能匹配平台.docx
@@ -746,9 +746,232 @@
     <w:p>
       <w:r>
         <w:rPr>
-          <w:color w:val="C00000"/>
+          <w:b/>
         </w:rPr>
-        <w:t>【待补充｜负责人：队友2 整理、你审稿｜第 3–4 周】把开题报告框架文档中 M1–M7 的功能清单（F1.1–F7.4）改写为"模块功能设计"小节，每模块一段文字 + 功能点列表。</w:t>
+        <w:t>M1 用户与认证模块</w:t>
+      </w:r>
+    </w:p>
+    <w:p>
+      <w:r>
+        <w:t>负责用户的注册、登录与账号生命周期管理。采用校园邮箱验证与 JWT 鉴权，并为每个用户维护信用分与账号状态，支撑平台的可信基础。</w:t>
+      </w:r>
+    </w:p>
+    <w:p>
+      <w:r>
+        <w:t>• 注册/登录（校园邮箱验证）</w:t>
+      </w:r>
+    </w:p>
+    <w:p>
+      <w:r>
+        <w:t>• 个人资料与联系方式管理</w:t>
+      </w:r>
+    </w:p>
+    <w:p>
+      <w:r>
+        <w:t>• 信用分体系（如实发布加分，冒领/虚假发布扣分）</w:t>
+      </w:r>
+    </w:p>
+    <w:p>
+      <w:r>
+        <w:t>• 用户封禁与申诉（管理员侧）</w:t>
+      </w:r>
+    </w:p>
+    <w:p>
+      <w:r>
+        <w:rPr>
+          <w:b/>
+        </w:rPr>
+        <w:t>M2 信息发布模块</w:t>
+      </w:r>
+    </w:p>
+    <w:p>
+      <w:r>
+        <w:t>为失主与拾获者提供失物/招领信息的发布、编辑与状态管理入口；招领信息支持登记并加密隐藏关键特征，为防冒领认领提供前置条件。</w:t>
+      </w:r>
+    </w:p>
+    <w:p>
+      <w:r>
+        <w:t>• 发布失物启事（物品分类、丢失时间/地点、照片、特征描述）</w:t>
+      </w:r>
+    </w:p>
+    <w:p>
+      <w:r>
+        <w:t>• 发布招领信息（可登记并加密隐藏关键特征，防冒领）</w:t>
+      </w:r>
+    </w:p>
+    <w:p>
+      <w:r>
+        <w:t>• 信息编辑、下架、标记“已找回/已认领”</w:t>
+      </w:r>
+    </w:p>
+    <w:p>
+      <w:r>
+        <w:t>• 物品分类体系与地点词表维护</w:t>
+      </w:r>
+    </w:p>
+    <w:p>
+      <w:r>
+        <w:rPr>
+          <w:b/>
+        </w:rPr>
+        <w:t>M3 检索与浏览模块</w:t>
+      </w:r>
+    </w:p>
+    <w:p>
+      <w:r>
+        <w:t>面向游客与注册用户提供信息浏览与多维检索能力，降低“找到同一条信息”的难度。</w:t>
+      </w:r>
+    </w:p>
+    <w:p>
+      <w:r>
+        <w:t>• 多条件筛选检索（分类、时间区间、地点、关键词）</w:t>
+      </w:r>
+    </w:p>
+    <w:p>
+      <w:r>
+        <w:t>• 信息流浏览（最新/附近/热门）</w:t>
+      </w:r>
+    </w:p>
+    <w:p>
+      <w:r>
+        <w:t>• 物品详情页</w:t>
+      </w:r>
+    </w:p>
+    <w:p>
+      <w:r>
+        <w:rPr>
+          <w:b/>
+        </w:rPr>
+        <w:t>M4 智能匹配模块（核心亮点）</w:t>
+      </w:r>
+    </w:p>
+    <w:p>
+      <w:r>
+        <w:t>平台核心能力。对失物与招领信息执行文本语义（BGE 向量）与图像相似度（CLIP）双通道匹配，经加权打分后按阈值主动推送候选，并支持负反馈回流优化排序。</w:t>
+      </w:r>
+    </w:p>
+    <w:p>
+      <w:r>
+        <w:t>• 文字语义匹配（文本 embedding + 余弦相似度）</w:t>
+      </w:r>
+    </w:p>
+    <w:p>
+      <w:r>
+        <w:t>• 图像相似度匹配（CLIP 特征）</w:t>
+      </w:r>
+    </w:p>
+    <w:p>
+      <w:r>
+        <w:t>• 综合打分与候选排序（文本+图像+时间+地点加权）</w:t>
+      </w:r>
+    </w:p>
+    <w:p>
+      <w:r>
+        <w:t>• 匹配结果推送（站内信+邮件），用户确认/否认反哺权重</w:t>
+      </w:r>
+    </w:p>
+    <w:p>
+      <w:r>
+        <w:t>• 匹配参数后台可配置（阈值、各因子权重）</w:t>
+      </w:r>
+    </w:p>
+    <w:p>
+      <w:r>
+        <w:rPr>
+          <w:b/>
+        </w:rPr>
+        <w:t>M5 认领流程模块</w:t>
+      </w:r>
+    </w:p>
+    <w:p>
+      <w:r>
+        <w:t>实现“线上申请—特征核验—扫码核销”的防冒领认领闭环，并配套争议处理与信用激励机制。</w:t>
+      </w:r>
+    </w:p>
+    <w:p>
+      <w:r>
+        <w:t>• 认领申请（提交隐藏特征作答与佐证材料）</w:t>
+      </w:r>
+    </w:p>
+    <w:p>
+      <w:r>
+        <w:t>• 拾获者/审核员核验，通过后生成一次性交接二维码</w:t>
+      </w:r>
+    </w:p>
+    <w:p>
+      <w:r>
+        <w:t>• 线下扫码核销，确认交接完成</w:t>
+      </w:r>
+    </w:p>
+    <w:p>
+      <w:r>
+        <w:t>• 争议处理与申诉通道</w:t>
+      </w:r>
+    </w:p>
+    <w:p>
+      <w:r>
+        <w:t>• 双向评价，计入信用分</w:t>
+      </w:r>
+    </w:p>
+    <w:p>
+      <w:r>
+        <w:rPr>
+          <w:b/>
+        </w:rPr>
+        <w:t>M6 通知中心</w:t>
+      </w:r>
+    </w:p>
+    <w:p>
+      <w:r>
+        <w:t>统一承载匹配命中、认领进度、审核结果等各类通知，支持站内信与邮件双通道触达。</w:t>
+      </w:r>
+    </w:p>
+    <w:p>
+      <w:r>
+        <w:t>• 站内消息（匹配命中、认领进度、审核结果）</w:t>
+      </w:r>
+    </w:p>
+    <w:p>
+      <w:r>
+        <w:t>• 邮件通知</w:t>
+      </w:r>
+    </w:p>
+    <w:p>
+      <w:r>
+        <w:t>• 消息已读与订阅设置</w:t>
+      </w:r>
+    </w:p>
+    <w:p>
+      <w:r>
+        <w:rPr>
+          <w:b/>
+        </w:rPr>
+        <w:t>M7 管理后台与数据看板</w:t>
+      </w:r>
+    </w:p>
+    <w:p>
+      <w:r>
+        <w:t>面向管理员与审核员的运营管理与数据可视化后台，支撑内容治理与运营决策。</w:t>
+      </w:r>
+    </w:p>
+    <w:p>
+      <w:r>
+        <w:t>• 内容审核队列（敏感图/文字过滤）</w:t>
+      </w:r>
+    </w:p>
+    <w:p>
+      <w:r>
+        <w:t>• 用户与信用管理</w:t>
+      </w:r>
+    </w:p>
+    <w:p>
+      <w:r>
+        <w:t>• 运营数据看板（发布量、匹配命中率、平均找回时长、分类分布、地点热力图）</w:t>
+      </w:r>
+    </w:p>
+    <w:p>
+      <w:r>
+        <w:t>• 系统参数配置</w:t>
       </w:r>
     </w:p>
     <w:p>

--- a/docs/report/报告初稿-校园失物招领智能匹配平台.docx
+++ b/docs/report/报告初稿-校园失物招领智能匹配平台.docx
@@ -373,9 +373,156 @@
     <w:p>
       <w:r>
         <w:rPr>
-          <w:color w:val="C00000"/>
+          <w:b/>
         </w:rPr>
-        <w:t>【待补充｜负责人：队友2｜第 2–3 周】问卷收齐后：把 Q1–Q7 统计结果（丢失率、渠道分散度、困难排序）写成 3–5 段文字 + 2–3 张统计图，放在角色表之前。</w:t>
+        <w:t>1) 需求调研与问卷分析</w:t>
+      </w:r>
+    </w:p>
+    <w:p>
+      <w:r>
+        <w:t>为验证需求真实性并确定功能优先级，项目组面向全校师生发放了线上问卷，共回收有效问卷 114 份，覆盖大一至研究生及教职工等群体（以大二至大四学生为主，合计占比约 65.8%）。</w:t>
+      </w:r>
+    </w:p>
+    <w:p>
+      <w:r>
+        <w:t>调研显示，在校期间有丢失物品经历的比例高达 50.9%（丢过 1–2 次占 36.0%、丢过 3 次及以上占 14.9%），另有 28.9% 的人虽未丢过但捡到或见到过他人失物；丢失物品以证件类（64.9%）、电子类（70.2%）、服饰配饰类（53.5%）等高频、重要物品为主。然而寻找渠道高度分散：70.2% 的人通过班级/年级群、60.5% 通过朋友圈寻找，仅 30.7% 使用学校官方失物招领平台，还有 25.4% 的人表示“没找，自认倒霉”。渠道割裂直接导致找回率偏低——仅 2.6% 的人能 100% 找回，而 70.2% 的人通过现有方式找回成功率不足 60%，其中 8.8% 从未找回。</w:t>
+      </w:r>
+    </w:p>
+    <w:p>
+      <w:r>
+        <w:t>在困难排序上，被访者认为目前失物寻物最大的问题依次为：“信息太分散，不知道去哪找”（66.7%）、“发了消息但看到的人太少”（65.8%）、“群里消息刷太快、很快被淹没”（56.1%）、“拾获者与失主渠道不一致、互相错过”（52.6%），这从数据上印证了本项目立项时提出的“信息割裂、匹配靠人工”两大核心痛点。</w:t>
+      </w:r>
+    </w:p>
+    <w:p>
+      <w:r>
+        <w:t>在功能需求上，79.8% 的用户认为需要一个专门的校内失物招领平台，79.8% 表示愿意使用。对平台创新功能的需求集中在：失主与拾主线上私信沟通（71.1%）、物品线下交接地点预约/登记（62.3%）、物品领取确认与信息核验（59.7%）、按地点/时间筛选（55.3%）、认领时回答隐藏特征防冒领（50.9%）以及“发布后自动匹配并推送”（42.1%）。通知方式上，67.5% 偏好微信/小程序服务通知、59.7% 接受平台内消息；交接方式上，44.7% 倾向“双方线上核验后当面交接”、36.0% 接受“平台生成取件码/二维码凭码领取”；实名验证方面，64.0% 支持校园邮箱/学号验证以增强可信度。</w:t>
+      </w:r>
+    </w:p>
+    <w:p>
+      <w:r>
+        <w:t>综上，问卷结果从“痛点真实、渠道割裂、找回率低、功能需求明确”四个方面验证了本项目的建设必要性，并为平台形态（Web 移动端 + 消息推送）、认领核验（隐藏特征问答）、隐私保护（联系方式按流程阶段释放）以及交接流程（二维码线下核销）等设计决策提供了数据依据。值得说明的是，仅 14.0% 的学生不知道学校官方平台，30.7% 用过但体验有限，这为系统在信息聚合与智能匹配上的差异化改进提供了空间。</w:t>
+      </w:r>
+    </w:p>
+    <w:p>
+      <w:r>
+        <w:t>统计图如下：</w:t>
+      </w:r>
+    </w:p>
+    <w:p>
+      <w:pPr>
+        <w:jc w:val="center"/>
+      </w:pPr>
+      <w:r>
+        <w:drawing>
+          <wp:inline xmlns:a="http://schemas.openxmlformats.org/drawingml/2006/main" xmlns:pic="http://schemas.openxmlformats.org/drawingml/2006/picture">
+            <wp:extent cx="4206240" cy="3726682"/>
+            <wp:docPr id="24" name="Picture 24"/>
+            <wp:cNvGraphicFramePr>
+              <a:graphicFrameLocks noChangeAspect="1"/>
+            </wp:cNvGraphicFramePr>
+            <a:graphic>
+              <a:graphicData uri="http://schemas.openxmlformats.org/drawingml/2006/picture">
+                <pic:pic>
+                  <pic:nvPicPr>
+                    <pic:cNvPr id="0" name="chart_q3.png"/>
+                    <pic:cNvPicPr/>
+                  </pic:nvPicPr>
+                  <pic:blipFill>
+                    <a:blip r:embed="rId32"/>
+                    <a:stretch>
+                      <a:fillRect/>
+                    </a:stretch>
+                  </pic:blipFill>
+                  <pic:spPr>
+                    <a:xfrm>
+                      <a:off x="0" y="0"/>
+                      <a:ext cx="4206240" cy="3726682"/>
+                    </a:xfrm>
+                    <a:prstGeom prst="rect"/>
+                  </pic:spPr>
+                </pic:pic>
+              </a:graphicData>
+            </a:graphic>
+          </wp:inline>
+        </w:drawing>
+      </w:r>
+    </w:p>
+    <w:p>
+      <w:pPr>
+        <w:jc w:val="center"/>
+      </w:pPr>
+      <w:r>
+        <w:drawing>
+          <wp:inline xmlns:a="http://schemas.openxmlformats.org/drawingml/2006/main" xmlns:pic="http://schemas.openxmlformats.org/drawingml/2006/picture">
+            <wp:extent cx="4206240" cy="2965054"/>
+            <wp:docPr id="25" name="Picture 25"/>
+            <wp:cNvGraphicFramePr>
+              <a:graphicFrameLocks noChangeAspect="1"/>
+            </wp:cNvGraphicFramePr>
+            <a:graphic>
+              <a:graphicData uri="http://schemas.openxmlformats.org/drawingml/2006/picture">
+                <pic:pic>
+                  <pic:nvPicPr>
+                    <pic:cNvPr id="0" name="chart_q5.png"/>
+                    <pic:cNvPicPr/>
+                  </pic:nvPicPr>
+                  <pic:blipFill>
+                    <a:blip r:embed="rId33"/>
+                    <a:stretch>
+                      <a:fillRect/>
+                    </a:stretch>
+                  </pic:blipFill>
+                  <pic:spPr>
+                    <a:xfrm>
+                      <a:off x="0" y="0"/>
+                      <a:ext cx="4206240" cy="2965054"/>
+                    </a:xfrm>
+                    <a:prstGeom prst="rect"/>
+                  </pic:spPr>
+                </pic:pic>
+              </a:graphicData>
+            </a:graphic>
+          </wp:inline>
+        </w:drawing>
+      </w:r>
+    </w:p>
+    <w:p>
+      <w:pPr>
+        <w:jc w:val="center"/>
+      </w:pPr>
+      <w:r>
+        <w:drawing>
+          <wp:inline xmlns:a="http://schemas.openxmlformats.org/drawingml/2006/main" xmlns:pic="http://schemas.openxmlformats.org/drawingml/2006/picture">
+            <wp:extent cx="4206240" cy="2965054"/>
+            <wp:docPr id="26" name="Picture 26"/>
+            <wp:cNvGraphicFramePr>
+              <a:graphicFrameLocks noChangeAspect="1"/>
+            </wp:cNvGraphicFramePr>
+            <a:graphic>
+              <a:graphicData uri="http://schemas.openxmlformats.org/drawingml/2006/picture">
+                <pic:pic>
+                  <pic:nvPicPr>
+                    <pic:cNvPr id="0" name="chart_q7.png"/>
+                    <pic:cNvPicPr/>
+                  </pic:nvPicPr>
+                  <pic:blipFill>
+                    <a:blip r:embed="rId34"/>
+                    <a:stretch>
+                      <a:fillRect/>
+                    </a:stretch>
+                  </pic:blipFill>
+                  <pic:spPr>
+                    <a:xfrm>
+                      <a:off x="0" y="0"/>
+                      <a:ext cx="4206240" cy="2965054"/>
+                    </a:xfrm>
+                    <a:prstGeom prst="rect"/>
+                  </pic:spPr>
+                </pic:pic>
+              </a:graphicData>
+            </a:graphic>
+          </wp:inline>
+        </w:drawing>
       </w:r>
     </w:p>
     <w:p>
@@ -666,9 +813,282 @@
     <w:p>
       <w:r>
         <w:rPr>
-          <w:color w:val="C00000"/>
+          <w:b w:val="0"/>
         </w:rPr>
-        <w:t>【待补充｜负责人：队友2｜第 2–3 周】按 M1–M7 七个模块各画一张用例图（drawio），你（主力）审稿。素材直接取自本文用例表。</w:t>
+        <w:t>系统按 M1~M7 七个模块绘制用例图，涵盖游客、注册用户（失主/拾获者）、审核员、系统管理员等角色，各模块用例图如下：</w:t>
+      </w:r>
+    </w:p>
+    <w:p>
+      <w:pPr>
+        <w:jc w:val="center"/>
+      </w:pPr>
+      <w:r>
+        <w:drawing>
+          <wp:inline xmlns:a="http://schemas.openxmlformats.org/drawingml/2006/main" xmlns:pic="http://schemas.openxmlformats.org/drawingml/2006/picture">
+            <wp:extent cx="4846320" cy="3478141"/>
+            <wp:docPr id="1" name="Picture 1"/>
+            <wp:cNvGraphicFramePr>
+              <a:graphicFrameLocks noChangeAspect="1"/>
+            </wp:cNvGraphicFramePr>
+            <a:graphic>
+              <a:graphicData uri="http://schemas.openxmlformats.org/drawingml/2006/picture">
+                <pic:pic>
+                  <pic:nvPicPr>
+                    <pic:cNvPr id="0" name="M1_用例图.drawio.png"/>
+                    <pic:cNvPicPr/>
+                  </pic:nvPicPr>
+                  <pic:blipFill>
+                    <a:blip r:embed="rId9"/>
+                    <a:stretch>
+                      <a:fillRect/>
+                    </a:stretch>
+                  </pic:blipFill>
+                  <pic:spPr>
+                    <a:xfrm>
+                      <a:off x="0" y="0"/>
+                      <a:ext cx="4846320" cy="3478141"/>
+                    </a:xfrm>
+                    <a:prstGeom prst="rect"/>
+                  </pic:spPr>
+                </pic:pic>
+              </a:graphicData>
+            </a:graphic>
+          </wp:inline>
+        </w:drawing>
+      </w:r>
+    </w:p>
+    <w:p>
+      <w:pPr>
+        <w:jc w:val="center"/>
+      </w:pPr>
+      <w:r>
+        <w:drawing>
+          <wp:inline xmlns:a="http://schemas.openxmlformats.org/drawingml/2006/main" xmlns:pic="http://schemas.openxmlformats.org/drawingml/2006/picture">
+            <wp:extent cx="4846320" cy="3523369"/>
+            <wp:docPr id="2" name="Picture 2"/>
+            <wp:cNvGraphicFramePr>
+              <a:graphicFrameLocks noChangeAspect="1"/>
+            </wp:cNvGraphicFramePr>
+            <a:graphic>
+              <a:graphicData uri="http://schemas.openxmlformats.org/drawingml/2006/picture">
+                <pic:pic>
+                  <pic:nvPicPr>
+                    <pic:cNvPr id="0" name="M2_用例图.drawio.png"/>
+                    <pic:cNvPicPr/>
+                  </pic:nvPicPr>
+                  <pic:blipFill>
+                    <a:blip r:embed="rId10"/>
+                    <a:stretch>
+                      <a:fillRect/>
+                    </a:stretch>
+                  </pic:blipFill>
+                  <pic:spPr>
+                    <a:xfrm>
+                      <a:off x="0" y="0"/>
+                      <a:ext cx="4846320" cy="3523369"/>
+                    </a:xfrm>
+                    <a:prstGeom prst="rect"/>
+                  </pic:spPr>
+                </pic:pic>
+              </a:graphicData>
+            </a:graphic>
+          </wp:inline>
+        </w:drawing>
+      </w:r>
+    </w:p>
+    <w:p>
+      <w:pPr>
+        <w:jc w:val="center"/>
+      </w:pPr>
+      <w:r>
+        <w:drawing>
+          <wp:inline xmlns:a="http://schemas.openxmlformats.org/drawingml/2006/main" xmlns:pic="http://schemas.openxmlformats.org/drawingml/2006/picture">
+            <wp:extent cx="4846320" cy="3536160"/>
+            <wp:docPr id="3" name="Picture 3"/>
+            <wp:cNvGraphicFramePr>
+              <a:graphicFrameLocks noChangeAspect="1"/>
+            </wp:cNvGraphicFramePr>
+            <a:graphic>
+              <a:graphicData uri="http://schemas.openxmlformats.org/drawingml/2006/picture">
+                <pic:pic>
+                  <pic:nvPicPr>
+                    <pic:cNvPr id="0" name="M3_用例图.drawio.png"/>
+                    <pic:cNvPicPr/>
+                  </pic:nvPicPr>
+                  <pic:blipFill>
+                    <a:blip r:embed="rId11"/>
+                    <a:stretch>
+                      <a:fillRect/>
+                    </a:stretch>
+                  </pic:blipFill>
+                  <pic:spPr>
+                    <a:xfrm>
+                      <a:off x="0" y="0"/>
+                      <a:ext cx="4846320" cy="3536160"/>
+                    </a:xfrm>
+                    <a:prstGeom prst="rect"/>
+                  </pic:spPr>
+                </pic:pic>
+              </a:graphicData>
+            </a:graphic>
+          </wp:inline>
+        </w:drawing>
+      </w:r>
+    </w:p>
+    <w:p>
+      <w:pPr>
+        <w:jc w:val="center"/>
+      </w:pPr>
+      <w:r>
+        <w:drawing>
+          <wp:inline xmlns:a="http://schemas.openxmlformats.org/drawingml/2006/main" xmlns:pic="http://schemas.openxmlformats.org/drawingml/2006/picture">
+            <wp:extent cx="4846320" cy="3393380"/>
+            <wp:docPr id="4" name="Picture 4"/>
+            <wp:cNvGraphicFramePr>
+              <a:graphicFrameLocks noChangeAspect="1"/>
+            </wp:cNvGraphicFramePr>
+            <a:graphic>
+              <a:graphicData uri="http://schemas.openxmlformats.org/drawingml/2006/picture">
+                <pic:pic>
+                  <pic:nvPicPr>
+                    <pic:cNvPr id="0" name="M4_用例图.drawio.png"/>
+                    <pic:cNvPicPr/>
+                  </pic:nvPicPr>
+                  <pic:blipFill>
+                    <a:blip r:embed="rId12"/>
+                    <a:stretch>
+                      <a:fillRect/>
+                    </a:stretch>
+                  </pic:blipFill>
+                  <pic:spPr>
+                    <a:xfrm>
+                      <a:off x="0" y="0"/>
+                      <a:ext cx="4846320" cy="3393380"/>
+                    </a:xfrm>
+                    <a:prstGeom prst="rect"/>
+                  </pic:spPr>
+                </pic:pic>
+              </a:graphicData>
+            </a:graphic>
+          </wp:inline>
+        </w:drawing>
+      </w:r>
+    </w:p>
+    <w:p>
+      <w:pPr>
+        <w:jc w:val="center"/>
+      </w:pPr>
+      <w:r>
+        <w:drawing>
+          <wp:inline xmlns:a="http://schemas.openxmlformats.org/drawingml/2006/main" xmlns:pic="http://schemas.openxmlformats.org/drawingml/2006/picture">
+            <wp:extent cx="4846320" cy="3744055"/>
+            <wp:docPr id="5" name="Picture 5"/>
+            <wp:cNvGraphicFramePr>
+              <a:graphicFrameLocks noChangeAspect="1"/>
+            </wp:cNvGraphicFramePr>
+            <a:graphic>
+              <a:graphicData uri="http://schemas.openxmlformats.org/drawingml/2006/picture">
+                <pic:pic>
+                  <pic:nvPicPr>
+                    <pic:cNvPr id="0" name="M5_用例图.drawio.png"/>
+                    <pic:cNvPicPr/>
+                  </pic:nvPicPr>
+                  <pic:blipFill>
+                    <a:blip r:embed="rId13"/>
+                    <a:stretch>
+                      <a:fillRect/>
+                    </a:stretch>
+                  </pic:blipFill>
+                  <pic:spPr>
+                    <a:xfrm>
+                      <a:off x="0" y="0"/>
+                      <a:ext cx="4846320" cy="3744055"/>
+                    </a:xfrm>
+                    <a:prstGeom prst="rect"/>
+                  </pic:spPr>
+                </pic:pic>
+              </a:graphicData>
+            </a:graphic>
+          </wp:inline>
+        </w:drawing>
+      </w:r>
+    </w:p>
+    <w:p>
+      <w:pPr>
+        <w:jc w:val="center"/>
+      </w:pPr>
+      <w:r>
+        <w:drawing>
+          <wp:inline xmlns:a="http://schemas.openxmlformats.org/drawingml/2006/main" xmlns:pic="http://schemas.openxmlformats.org/drawingml/2006/picture">
+            <wp:extent cx="4846320" cy="3443692"/>
+            <wp:docPr id="6" name="Picture 6"/>
+            <wp:cNvGraphicFramePr>
+              <a:graphicFrameLocks noChangeAspect="1"/>
+            </wp:cNvGraphicFramePr>
+            <a:graphic>
+              <a:graphicData uri="http://schemas.openxmlformats.org/drawingml/2006/picture">
+                <pic:pic>
+                  <pic:nvPicPr>
+                    <pic:cNvPr id="0" name="M6_用例图.drawio.png"/>
+                    <pic:cNvPicPr/>
+                  </pic:nvPicPr>
+                  <pic:blipFill>
+                    <a:blip r:embed="rId14"/>
+                    <a:stretch>
+                      <a:fillRect/>
+                    </a:stretch>
+                  </pic:blipFill>
+                  <pic:spPr>
+                    <a:xfrm>
+                      <a:off x="0" y="0"/>
+                      <a:ext cx="4846320" cy="3443692"/>
+                    </a:xfrm>
+                    <a:prstGeom prst="rect"/>
+                  </pic:spPr>
+                </pic:pic>
+              </a:graphicData>
+            </a:graphic>
+          </wp:inline>
+        </w:drawing>
+      </w:r>
+    </w:p>
+    <w:p>
+      <w:pPr>
+        <w:jc w:val="center"/>
+      </w:pPr>
+      <w:r>
+        <w:drawing>
+          <wp:inline xmlns:a="http://schemas.openxmlformats.org/drawingml/2006/main" xmlns:pic="http://schemas.openxmlformats.org/drawingml/2006/picture">
+            <wp:extent cx="4846320" cy="4806378"/>
+            <wp:docPr id="7" name="Picture 7"/>
+            <wp:cNvGraphicFramePr>
+              <a:graphicFrameLocks noChangeAspect="1"/>
+            </wp:cNvGraphicFramePr>
+            <a:graphic>
+              <a:graphicData uri="http://schemas.openxmlformats.org/drawingml/2006/picture">
+                <pic:pic>
+                  <pic:nvPicPr>
+                    <pic:cNvPr id="0" name="M7_用例图.drawio.png"/>
+                    <pic:cNvPicPr/>
+                  </pic:nvPicPr>
+                  <pic:blipFill>
+                    <a:blip r:embed="rId15"/>
+                    <a:stretch>
+                      <a:fillRect/>
+                    </a:stretch>
+                  </pic:blipFill>
+                  <pic:spPr>
+                    <a:xfrm>
+                      <a:off x="0" y="0"/>
+                      <a:ext cx="4846320" cy="4806378"/>
+                    </a:xfrm>
+                    <a:prstGeom prst="rect"/>
+                  </pic:spPr>
+                </pic:pic>
+              </a:graphicData>
+            </a:graphic>
+          </wp:inline>
+        </w:drawing>
       </w:r>
     </w:p>
     <w:p>
@@ -682,9 +1102,48 @@
     <w:p>
       <w:r>
         <w:rPr>
-          <w:color w:val="C00000"/>
+          <w:b w:val="0"/>
         </w:rPr>
-        <w:t>【待补充｜负责人：队友2 画、你审稿｜第 4 周】实体类先行：User / Item(失物|招领) / Claim(认领单) / Match(匹配记录) / Message / CreditLog / Category / Location，第 4 周数据库设计定稿后补全属性方法。</w:t>
+        <w:t>类图基于后端 server/entity/ 实际代码绘制，共 10 个实体类（User、Item、ItemFeature、Claim、Match、Message、CreditLog、Category、Location、AuditLog），字段与代码一致，实体间关系（多重性）见下图：</w:t>
+      </w:r>
+    </w:p>
+    <w:p>
+      <w:pPr>
+        <w:jc w:val="center"/>
+      </w:pPr>
+      <w:r>
+        <w:drawing>
+          <wp:inline xmlns:a="http://schemas.openxmlformats.org/drawingml/2006/main" xmlns:pic="http://schemas.openxmlformats.org/drawingml/2006/picture">
+            <wp:extent cx="5669280" cy="5572298"/>
+            <wp:docPr id="8" name="Picture 8"/>
+            <wp:cNvGraphicFramePr>
+              <a:graphicFrameLocks noChangeAspect="1"/>
+            </wp:cNvGraphicFramePr>
+            <a:graphic>
+              <a:graphicData uri="http://schemas.openxmlformats.org/drawingml/2006/picture">
+                <pic:pic>
+                  <pic:nvPicPr>
+                    <pic:cNvPr id="0" name="类图-实体类.png"/>
+                    <pic:cNvPicPr/>
+                  </pic:nvPicPr>
+                  <pic:blipFill>
+                    <a:blip r:embed="rId16"/>
+                    <a:stretch>
+                      <a:fillRect/>
+                    </a:stretch>
+                  </pic:blipFill>
+                  <pic:spPr>
+                    <a:xfrm>
+                      <a:off x="0" y="0"/>
+                      <a:ext cx="5669280" cy="5572298"/>
+                    </a:xfrm>
+                    <a:prstGeom prst="rect"/>
+                  </pic:spPr>
+                </pic:pic>
+              </a:graphicData>
+            </a:graphic>
+          </wp:inline>
+        </w:drawing>
       </w:r>
     </w:p>
     <w:p>
@@ -698,9 +1157,150 @@
     <w:p>
       <w:r>
         <w:rPr>
-          <w:color w:val="C00000"/>
+          <w:b w:val="0"/>
         </w:rPr>
-        <w:t>【待补充｜负责人：队友2 画、你审稿｜第 4 周】至少三张：①发布招领→自动匹配→推送；②认领申请→特征核验→扫码核销；③争议仲裁。与 UC-01/03/04 对应。</w:t>
+        <w:t>关键业务场景时序图共三张，与 UC-01/03/04 对应，展示对象间消息交互顺序：</w:t>
+      </w:r>
+    </w:p>
+    <w:p>
+      <w:r>
+        <w:rPr>
+          <w:b w:val="0"/>
+        </w:rPr>
+        <w:t>（1）发布招领 → 自动匹配 → 推送：</w:t>
+      </w:r>
+    </w:p>
+    <w:p>
+      <w:pPr>
+        <w:jc w:val="center"/>
+      </w:pPr>
+      <w:r>
+        <w:drawing>
+          <wp:inline xmlns:a="http://schemas.openxmlformats.org/drawingml/2006/main" xmlns:pic="http://schemas.openxmlformats.org/drawingml/2006/picture">
+            <wp:extent cx="5486400" cy="3397473"/>
+            <wp:docPr id="9" name="Picture 9"/>
+            <wp:cNvGraphicFramePr>
+              <a:graphicFrameLocks noChangeAspect="1"/>
+            </wp:cNvGraphicFramePr>
+            <a:graphic>
+              <a:graphicData uri="http://schemas.openxmlformats.org/drawingml/2006/picture">
+                <pic:pic>
+                  <pic:nvPicPr>
+                    <pic:cNvPr id="0" name="时序图-发布招领匹配推送.png"/>
+                    <pic:cNvPicPr/>
+                  </pic:nvPicPr>
+                  <pic:blipFill>
+                    <a:blip r:embed="rId17"/>
+                    <a:stretch>
+                      <a:fillRect/>
+                    </a:stretch>
+                  </pic:blipFill>
+                  <pic:spPr>
+                    <a:xfrm>
+                      <a:off x="0" y="0"/>
+                      <a:ext cx="5486400" cy="3397473"/>
+                    </a:xfrm>
+                    <a:prstGeom prst="rect"/>
+                  </pic:spPr>
+                </pic:pic>
+              </a:graphicData>
+            </a:graphic>
+          </wp:inline>
+        </w:drawing>
+      </w:r>
+    </w:p>
+    <w:p>
+      <w:r>
+        <w:rPr>
+          <w:b w:val="0"/>
+        </w:rPr>
+        <w:t>（2）认领申请 → 特征核验 → 扫码核销：</w:t>
+      </w:r>
+    </w:p>
+    <w:p>
+      <w:pPr>
+        <w:jc w:val="center"/>
+      </w:pPr>
+      <w:r>
+        <w:drawing>
+          <wp:inline xmlns:a="http://schemas.openxmlformats.org/drawingml/2006/main" xmlns:pic="http://schemas.openxmlformats.org/drawingml/2006/picture">
+            <wp:extent cx="5303520" cy="4528887"/>
+            <wp:docPr id="10" name="Picture 10"/>
+            <wp:cNvGraphicFramePr>
+              <a:graphicFrameLocks noChangeAspect="1"/>
+            </wp:cNvGraphicFramePr>
+            <a:graphic>
+              <a:graphicData uri="http://schemas.openxmlformats.org/drawingml/2006/picture">
+                <pic:pic>
+                  <pic:nvPicPr>
+                    <pic:cNvPr id="0" name="时序图-认领核验核销.png"/>
+                    <pic:cNvPicPr/>
+                  </pic:nvPicPr>
+                  <pic:blipFill>
+                    <a:blip r:embed="rId18"/>
+                    <a:stretch>
+                      <a:fillRect/>
+                    </a:stretch>
+                  </pic:blipFill>
+                  <pic:spPr>
+                    <a:xfrm>
+                      <a:off x="0" y="0"/>
+                      <a:ext cx="5303520" cy="4528887"/>
+                    </a:xfrm>
+                    <a:prstGeom prst="rect"/>
+                  </pic:spPr>
+                </pic:pic>
+              </a:graphicData>
+            </a:graphic>
+          </wp:inline>
+        </w:drawing>
+      </w:r>
+    </w:p>
+    <w:p>
+      <w:r>
+        <w:rPr>
+          <w:b w:val="0"/>
+        </w:rPr>
+        <w:t>（3）争议申诉与仲裁：</w:t>
+      </w:r>
+    </w:p>
+    <w:p>
+      <w:pPr>
+        <w:jc w:val="center"/>
+      </w:pPr>
+      <w:r>
+        <w:drawing>
+          <wp:inline xmlns:a="http://schemas.openxmlformats.org/drawingml/2006/main" xmlns:pic="http://schemas.openxmlformats.org/drawingml/2006/picture">
+            <wp:extent cx="5303520" cy="3570788"/>
+            <wp:docPr id="11" name="Picture 11"/>
+            <wp:cNvGraphicFramePr>
+              <a:graphicFrameLocks noChangeAspect="1"/>
+            </wp:cNvGraphicFramePr>
+            <a:graphic>
+              <a:graphicData uri="http://schemas.openxmlformats.org/drawingml/2006/picture">
+                <pic:pic>
+                  <pic:nvPicPr>
+                    <pic:cNvPr id="0" name="时序图-争议仲裁.png"/>
+                    <pic:cNvPicPr/>
+                  </pic:nvPicPr>
+                  <pic:blipFill>
+                    <a:blip r:embed="rId19"/>
+                    <a:stretch>
+                      <a:fillRect/>
+                    </a:stretch>
+                  </pic:blipFill>
+                  <pic:spPr>
+                    <a:xfrm>
+                      <a:off x="0" y="0"/>
+                      <a:ext cx="5303520" cy="3570788"/>
+                    </a:xfrm>
+                    <a:prstGeom prst="rect"/>
+                  </pic:spPr>
+                </pic:pic>
+              </a:graphicData>
+            </a:graphic>
+          </wp:inline>
+        </w:drawing>
       </w:r>
     </w:p>
     <w:p>
@@ -1081,9 +1681,48 @@
     <w:p>
       <w:r>
         <w:rPr>
-          <w:color w:val="C00000"/>
+          <w:b w:val="0"/>
         </w:rPr>
-        <w:t>【待补充｜负责人：队友2 画 ER 图、你定稿｜第 4 周】ER 图（drawio），与 2.4.1 表清单一一对应。</w:t>
+        <w:t>数据表 ER 图如下（与 2.4.1 表清单一一对应，连线标注一对多关系）：</w:t>
+      </w:r>
+    </w:p>
+    <w:p>
+      <w:pPr>
+        <w:jc w:val="center"/>
+      </w:pPr>
+      <w:r>
+        <w:drawing>
+          <wp:inline xmlns:a="http://schemas.openxmlformats.org/drawingml/2006/main" xmlns:pic="http://schemas.openxmlformats.org/drawingml/2006/picture">
+            <wp:extent cx="5669280" cy="5525193"/>
+            <wp:docPr id="12" name="Picture 12"/>
+            <wp:cNvGraphicFramePr>
+              <a:graphicFrameLocks noChangeAspect="1"/>
+            </wp:cNvGraphicFramePr>
+            <a:graphic>
+              <a:graphicData uri="http://schemas.openxmlformats.org/drawingml/2006/picture">
+                <pic:pic>
+                  <pic:nvPicPr>
+                    <pic:cNvPr id="0" name="ER图.png"/>
+                    <pic:cNvPicPr/>
+                  </pic:nvPicPr>
+                  <pic:blipFill>
+                    <a:blip r:embed="rId20"/>
+                    <a:stretch>
+                      <a:fillRect/>
+                    </a:stretch>
+                  </pic:blipFill>
+                  <pic:spPr>
+                    <a:xfrm>
+                      <a:off x="0" y="0"/>
+                      <a:ext cx="5669280" cy="5525193"/>
+                    </a:xfrm>
+                    <a:prstGeom prst="rect"/>
+                  </pic:spPr>
+                </pic:pic>
+              </a:graphicData>
+            </a:graphic>
+          </wp:inline>
+        </w:drawing>
       </w:r>
     </w:p>
     <w:p>
@@ -1121,9 +1760,243 @@
     <w:p>
       <w:r>
         <w:rPr>
-          <w:color w:val="C00000"/>
+          <w:b w:val="0"/>
         </w:rPr>
-        <w:t>【待补充｜负责人：队友1｜第 3 周】低保真原型 → 界面结构图：信息流（招领/遗失）、发布页、详情页、认领流程页、消息中心、个人中心、管理后台。</w:t>
+        <w:t>系统主要界面结构如下（对应 6 组页面：信息流、发布页、物品详情页、认领流程页、消息中心、管理后台）：</w:t>
+      </w:r>
+    </w:p>
+    <w:p>
+      <w:pPr>
+        <w:jc w:val="center"/>
+      </w:pPr>
+      <w:r>
+        <w:drawing>
+          <wp:inline xmlns:a="http://schemas.openxmlformats.org/drawingml/2006/main" xmlns:pic="http://schemas.openxmlformats.org/drawingml/2006/picture">
+            <wp:extent cx="3108960" cy="4490720"/>
+            <wp:docPr id="13" name="Picture 13"/>
+            <wp:cNvGraphicFramePr>
+              <a:graphicFrameLocks noChangeAspect="1"/>
+            </wp:cNvGraphicFramePr>
+            <a:graphic>
+              <a:graphicData uri="http://schemas.openxmlformats.org/drawingml/2006/picture">
+                <pic:pic>
+                  <pic:nvPicPr>
+                    <pic:cNvPr id="0" name="01-信息流.png"/>
+                    <pic:cNvPicPr/>
+                  </pic:nvPicPr>
+                  <pic:blipFill>
+                    <a:blip r:embed="rId21"/>
+                    <a:stretch>
+                      <a:fillRect/>
+                    </a:stretch>
+                  </pic:blipFill>
+                  <pic:spPr>
+                    <a:xfrm>
+                      <a:off x="0" y="0"/>
+                      <a:ext cx="3108960" cy="4490720"/>
+                    </a:xfrm>
+                    <a:prstGeom prst="rect"/>
+                  </pic:spPr>
+                </pic:pic>
+              </a:graphicData>
+            </a:graphic>
+          </wp:inline>
+        </w:drawing>
+      </w:r>
+    </w:p>
+    <w:p>
+      <w:pPr>
+        <w:jc w:val="center"/>
+      </w:pPr>
+      <w:r>
+        <w:drawing>
+          <wp:inline xmlns:a="http://schemas.openxmlformats.org/drawingml/2006/main" xmlns:pic="http://schemas.openxmlformats.org/drawingml/2006/picture">
+            <wp:extent cx="3108960" cy="5181600"/>
+            <wp:docPr id="14" name="Picture 14"/>
+            <wp:cNvGraphicFramePr>
+              <a:graphicFrameLocks noChangeAspect="1"/>
+            </wp:cNvGraphicFramePr>
+            <a:graphic>
+              <a:graphicData uri="http://schemas.openxmlformats.org/drawingml/2006/picture">
+                <pic:pic>
+                  <pic:nvPicPr>
+                    <pic:cNvPr id="0" name="02-发布页.png"/>
+                    <pic:cNvPicPr/>
+                  </pic:nvPicPr>
+                  <pic:blipFill>
+                    <a:blip r:embed="rId22"/>
+                    <a:stretch>
+                      <a:fillRect/>
+                    </a:stretch>
+                  </pic:blipFill>
+                  <pic:spPr>
+                    <a:xfrm>
+                      <a:off x="0" y="0"/>
+                      <a:ext cx="3108960" cy="5181600"/>
+                    </a:xfrm>
+                    <a:prstGeom prst="rect"/>
+                  </pic:spPr>
+                </pic:pic>
+              </a:graphicData>
+            </a:graphic>
+          </wp:inline>
+        </w:drawing>
+      </w:r>
+    </w:p>
+    <w:p>
+      <w:pPr>
+        <w:jc w:val="center"/>
+      </w:pPr>
+      <w:r>
+        <w:drawing>
+          <wp:inline xmlns:a="http://schemas.openxmlformats.org/drawingml/2006/main" xmlns:pic="http://schemas.openxmlformats.org/drawingml/2006/picture">
+            <wp:extent cx="3108960" cy="4836160"/>
+            <wp:docPr id="15" name="Picture 15"/>
+            <wp:cNvGraphicFramePr>
+              <a:graphicFrameLocks noChangeAspect="1"/>
+            </wp:cNvGraphicFramePr>
+            <a:graphic>
+              <a:graphicData uri="http://schemas.openxmlformats.org/drawingml/2006/picture">
+                <pic:pic>
+                  <pic:nvPicPr>
+                    <pic:cNvPr id="0" name="03-物品详情页.png"/>
+                    <pic:cNvPicPr/>
+                  </pic:nvPicPr>
+                  <pic:blipFill>
+                    <a:blip r:embed="rId23"/>
+                    <a:stretch>
+                      <a:fillRect/>
+                    </a:stretch>
+                  </pic:blipFill>
+                  <pic:spPr>
+                    <a:xfrm>
+                      <a:off x="0" y="0"/>
+                      <a:ext cx="3108960" cy="4836160"/>
+                    </a:xfrm>
+                    <a:prstGeom prst="rect"/>
+                  </pic:spPr>
+                </pic:pic>
+              </a:graphicData>
+            </a:graphic>
+          </wp:inline>
+        </w:drawing>
+      </w:r>
+    </w:p>
+    <w:p>
+      <w:pPr>
+        <w:jc w:val="center"/>
+      </w:pPr>
+      <w:r>
+        <w:drawing>
+          <wp:inline xmlns:a="http://schemas.openxmlformats.org/drawingml/2006/main" xmlns:pic="http://schemas.openxmlformats.org/drawingml/2006/picture">
+            <wp:extent cx="3108960" cy="4836160"/>
+            <wp:docPr id="16" name="Picture 16"/>
+            <wp:cNvGraphicFramePr>
+              <a:graphicFrameLocks noChangeAspect="1"/>
+            </wp:cNvGraphicFramePr>
+            <a:graphic>
+              <a:graphicData uri="http://schemas.openxmlformats.org/drawingml/2006/picture">
+                <pic:pic>
+                  <pic:nvPicPr>
+                    <pic:cNvPr id="0" name="04-认领流程页.png"/>
+                    <pic:cNvPicPr/>
+                  </pic:nvPicPr>
+                  <pic:blipFill>
+                    <a:blip r:embed="rId24"/>
+                    <a:stretch>
+                      <a:fillRect/>
+                    </a:stretch>
+                  </pic:blipFill>
+                  <pic:spPr>
+                    <a:xfrm>
+                      <a:off x="0" y="0"/>
+                      <a:ext cx="3108960" cy="4836160"/>
+                    </a:xfrm>
+                    <a:prstGeom prst="rect"/>
+                  </pic:spPr>
+                </pic:pic>
+              </a:graphicData>
+            </a:graphic>
+          </wp:inline>
+        </w:drawing>
+      </w:r>
+    </w:p>
+    <w:p>
+      <w:pPr>
+        <w:jc w:val="center"/>
+      </w:pPr>
+      <w:r>
+        <w:drawing>
+          <wp:inline xmlns:a="http://schemas.openxmlformats.org/drawingml/2006/main" xmlns:pic="http://schemas.openxmlformats.org/drawingml/2006/picture">
+            <wp:extent cx="3108960" cy="4145280"/>
+            <wp:docPr id="17" name="Picture 17"/>
+            <wp:cNvGraphicFramePr>
+              <a:graphicFrameLocks noChangeAspect="1"/>
+            </wp:cNvGraphicFramePr>
+            <a:graphic>
+              <a:graphicData uri="http://schemas.openxmlformats.org/drawingml/2006/picture">
+                <pic:pic>
+                  <pic:nvPicPr>
+                    <pic:cNvPr id="0" name="05-消息中心.png"/>
+                    <pic:cNvPicPr/>
+                  </pic:nvPicPr>
+                  <pic:blipFill>
+                    <a:blip r:embed="rId25"/>
+                    <a:stretch>
+                      <a:fillRect/>
+                    </a:stretch>
+                  </pic:blipFill>
+                  <pic:spPr>
+                    <a:xfrm>
+                      <a:off x="0" y="0"/>
+                      <a:ext cx="3108960" cy="4145280"/>
+                    </a:xfrm>
+                    <a:prstGeom prst="rect"/>
+                  </pic:spPr>
+                </pic:pic>
+              </a:graphicData>
+            </a:graphic>
+          </wp:inline>
+        </w:drawing>
+      </w:r>
+    </w:p>
+    <w:p>
+      <w:pPr>
+        <w:jc w:val="center"/>
+      </w:pPr>
+      <w:r>
+        <w:drawing>
+          <wp:inline xmlns:a="http://schemas.openxmlformats.org/drawingml/2006/main" xmlns:pic="http://schemas.openxmlformats.org/drawingml/2006/picture">
+            <wp:extent cx="3108960" cy="2072640"/>
+            <wp:docPr id="18" name="Picture 18"/>
+            <wp:cNvGraphicFramePr>
+              <a:graphicFrameLocks noChangeAspect="1"/>
+            </wp:cNvGraphicFramePr>
+            <a:graphic>
+              <a:graphicData uri="http://schemas.openxmlformats.org/drawingml/2006/picture">
+                <pic:pic>
+                  <pic:nvPicPr>
+                    <pic:cNvPr id="0" name="06-管理后台.png"/>
+                    <pic:cNvPicPr/>
+                  </pic:nvPicPr>
+                  <pic:blipFill>
+                    <a:blip r:embed="rId26"/>
+                    <a:stretch>
+                      <a:fillRect/>
+                    </a:stretch>
+                  </pic:blipFill>
+                  <pic:spPr>
+                    <a:xfrm>
+                      <a:off x="0" y="0"/>
+                      <a:ext cx="3108960" cy="2072640"/>
+                    </a:xfrm>
+                    <a:prstGeom prst="rect"/>
+                  </pic:spPr>
+                </pic:pic>
+              </a:graphicData>
+            </a:graphic>
+          </wp:inline>
+        </w:drawing>
       </w:r>
     </w:p>
     <w:p>
@@ -1137,9 +2010,48 @@
     <w:p>
       <w:r>
         <w:rPr>
-          <w:color w:val="C00000"/>
+          <w:b w:val="0"/>
         </w:rPr>
-        <w:t>【待补充｜负责人：队友1｜第 3 周】以页面层级树形式给出（首页→各子页→操作），与原型一致。</w:t>
+        <w:t>页面层级树（首页 → 各子页 → 操作）如下：</w:t>
+      </w:r>
+    </w:p>
+    <w:p>
+      <w:pPr>
+        <w:jc w:val="center"/>
+      </w:pPr>
+      <w:r>
+        <w:drawing>
+          <wp:inline xmlns:a="http://schemas.openxmlformats.org/drawingml/2006/main" xmlns:pic="http://schemas.openxmlformats.org/drawingml/2006/picture">
+            <wp:extent cx="5486400" cy="6172200"/>
+            <wp:docPr id="19" name="Picture 19"/>
+            <wp:cNvGraphicFramePr>
+              <a:graphicFrameLocks noChangeAspect="1"/>
+            </wp:cNvGraphicFramePr>
+            <a:graphic>
+              <a:graphicData uri="http://schemas.openxmlformats.org/drawingml/2006/picture">
+                <pic:pic>
+                  <pic:nvPicPr>
+                    <pic:cNvPr id="0" name="页面层级树图.png"/>
+                    <pic:cNvPicPr/>
+                  </pic:nvPicPr>
+                  <pic:blipFill>
+                    <a:blip r:embed="rId27"/>
+                    <a:stretch>
+                      <a:fillRect/>
+                    </a:stretch>
+                  </pic:blipFill>
+                  <pic:spPr>
+                    <a:xfrm>
+                      <a:off x="0" y="0"/>
+                      <a:ext cx="5486400" cy="6172200"/>
+                    </a:xfrm>
+                    <a:prstGeom prst="rect"/>
+                  </pic:spPr>
+                </pic:pic>
+              </a:graphicData>
+            </a:graphic>
+          </wp:inline>
+        </w:drawing>
       </w:r>
     </w:p>
     <w:p>
@@ -1161,9 +2073,197 @@
     <w:p>
       <w:r>
         <w:rPr>
-          <w:color w:val="C00000"/>
+          <w:b w:val="0"/>
         </w:rPr>
-        <w:t>【待补充｜负责人：队友2 画、你审稿｜第 4 周】至少四个流程图：用户注册登录流程、信息发布（含自动打码与触发匹配）流程、认领核验与核销流程、争议仲裁流程。</w:t>
+        <w:t>核心业务流程共四张，均依据后端实际状态机绘制：</w:t>
+      </w:r>
+    </w:p>
+    <w:p>
+      <w:r>
+        <w:rPr>
+          <w:b w:val="0"/>
+        </w:rPr>
+        <w:t>（1）注册登录流程：</w:t>
+      </w:r>
+    </w:p>
+    <w:p>
+      <w:pPr>
+        <w:jc w:val="center"/>
+      </w:pPr>
+      <w:r>
+        <w:drawing>
+          <wp:inline xmlns:a="http://schemas.openxmlformats.org/drawingml/2006/main" xmlns:pic="http://schemas.openxmlformats.org/drawingml/2006/picture">
+            <wp:extent cx="4572000" cy="3990690"/>
+            <wp:docPr id="20" name="Picture 20"/>
+            <wp:cNvGraphicFramePr>
+              <a:graphicFrameLocks noChangeAspect="1"/>
+            </wp:cNvGraphicFramePr>
+            <a:graphic>
+              <a:graphicData uri="http://schemas.openxmlformats.org/drawingml/2006/picture">
+                <pic:pic>
+                  <pic:nvPicPr>
+                    <pic:cNvPr id="0" name="业务流程图-注册登录.png"/>
+                    <pic:cNvPicPr/>
+                  </pic:nvPicPr>
+                  <pic:blipFill>
+                    <a:blip r:embed="rId28"/>
+                    <a:stretch>
+                      <a:fillRect/>
+                    </a:stretch>
+                  </pic:blipFill>
+                  <pic:spPr>
+                    <a:xfrm>
+                      <a:off x="0" y="0"/>
+                      <a:ext cx="4572000" cy="3990690"/>
+                    </a:xfrm>
+                    <a:prstGeom prst="rect"/>
+                  </pic:spPr>
+                </pic:pic>
+              </a:graphicData>
+            </a:graphic>
+          </wp:inline>
+        </w:drawing>
+      </w:r>
+    </w:p>
+    <w:p>
+      <w:r>
+        <w:rPr>
+          <w:b w:val="0"/>
+        </w:rPr>
+        <w:t>（2）信息发布流程（含 FOUND 强制填写隐藏特征分支）：</w:t>
+      </w:r>
+    </w:p>
+    <w:p>
+      <w:pPr>
+        <w:jc w:val="center"/>
+      </w:pPr>
+      <w:r>
+        <w:drawing>
+          <wp:inline xmlns:a="http://schemas.openxmlformats.org/drawingml/2006/main" xmlns:pic="http://schemas.openxmlformats.org/drawingml/2006/picture">
+            <wp:extent cx="4572000" cy="3136165"/>
+            <wp:docPr id="21" name="Picture 21"/>
+            <wp:cNvGraphicFramePr>
+              <a:graphicFrameLocks noChangeAspect="1"/>
+            </wp:cNvGraphicFramePr>
+            <a:graphic>
+              <a:graphicData uri="http://schemas.openxmlformats.org/drawingml/2006/picture">
+                <pic:pic>
+                  <pic:nvPicPr>
+                    <pic:cNvPr id="0" name="业务流程图-信息发布.png"/>
+                    <pic:cNvPicPr/>
+                  </pic:nvPicPr>
+                  <pic:blipFill>
+                    <a:blip r:embed="rId29"/>
+                    <a:stretch>
+                      <a:fillRect/>
+                    </a:stretch>
+                  </pic:blipFill>
+                  <pic:spPr>
+                    <a:xfrm>
+                      <a:off x="0" y="0"/>
+                      <a:ext cx="4572000" cy="3136165"/>
+                    </a:xfrm>
+                    <a:prstGeom prst="rect"/>
+                  </pic:spPr>
+                </pic:pic>
+              </a:graphicData>
+            </a:graphic>
+          </wp:inline>
+        </w:drawing>
+      </w:r>
+    </w:p>
+    <w:p>
+      <w:r>
+        <w:rPr>
+          <w:b w:val="0"/>
+        </w:rPr>
+        <w:t>（3）认领核验与核销流程（照认领状态机：待核验→通过→取码→核销→完成，含驳回与超时释放分支）：</w:t>
+      </w:r>
+    </w:p>
+    <w:p>
+      <w:pPr>
+        <w:jc w:val="center"/>
+      </w:pPr>
+      <w:r>
+        <w:drawing>
+          <wp:inline xmlns:a="http://schemas.openxmlformats.org/drawingml/2006/main" xmlns:pic="http://schemas.openxmlformats.org/drawingml/2006/picture">
+            <wp:extent cx="5029200" cy="3246754"/>
+            <wp:docPr id="22" name="Picture 22"/>
+            <wp:cNvGraphicFramePr>
+              <a:graphicFrameLocks noChangeAspect="1"/>
+            </wp:cNvGraphicFramePr>
+            <a:graphic>
+              <a:graphicData uri="http://schemas.openxmlformats.org/drawingml/2006/picture">
+                <pic:pic>
+                  <pic:nvPicPr>
+                    <pic:cNvPr id="0" name="业务流程图-认领核验与核销.png"/>
+                    <pic:cNvPicPr/>
+                  </pic:nvPicPr>
+                  <pic:blipFill>
+                    <a:blip r:embed="rId30"/>
+                    <a:stretch>
+                      <a:fillRect/>
+                    </a:stretch>
+                  </pic:blipFill>
+                  <pic:spPr>
+                    <a:xfrm>
+                      <a:off x="0" y="0"/>
+                      <a:ext cx="5029200" cy="3246754"/>
+                    </a:xfrm>
+                    <a:prstGeom prst="rect"/>
+                  </pic:spPr>
+                </pic:pic>
+              </a:graphicData>
+            </a:graphic>
+          </wp:inline>
+        </w:drawing>
+      </w:r>
+    </w:p>
+    <w:p>
+      <w:r>
+        <w:rPr>
+          <w:b w:val="0"/>
+        </w:rPr>
+        <w:t>（4）争议仲裁流程：</w:t>
+      </w:r>
+    </w:p>
+    <w:p>
+      <w:pPr>
+        <w:jc w:val="center"/>
+      </w:pPr>
+      <w:r>
+        <w:drawing>
+          <wp:inline xmlns:a="http://schemas.openxmlformats.org/drawingml/2006/main" xmlns:pic="http://schemas.openxmlformats.org/drawingml/2006/picture">
+            <wp:extent cx="4572000" cy="4681979"/>
+            <wp:docPr id="23" name="Picture 23"/>
+            <wp:cNvGraphicFramePr>
+              <a:graphicFrameLocks noChangeAspect="1"/>
+            </wp:cNvGraphicFramePr>
+            <a:graphic>
+              <a:graphicData uri="http://schemas.openxmlformats.org/drawingml/2006/picture">
+                <pic:pic>
+                  <pic:nvPicPr>
+                    <pic:cNvPr id="0" name="业务流程图-争议仲裁.png"/>
+                    <pic:cNvPicPr/>
+                  </pic:nvPicPr>
+                  <pic:blipFill>
+                    <a:blip r:embed="rId31"/>
+                    <a:stretch>
+                      <a:fillRect/>
+                    </a:stretch>
+                  </pic:blipFill>
+                  <pic:spPr>
+                    <a:xfrm>
+                      <a:off x="0" y="0"/>
+                      <a:ext cx="4572000" cy="4681979"/>
+                    </a:xfrm>
+                    <a:prstGeom prst="rect"/>
+                  </pic:spPr>
+                </pic:pic>
+              </a:graphicData>
+            </a:graphic>
+          </wp:inline>
+        </w:drawing>
       </w:r>
     </w:p>
     <w:p>
@@ -1177,9 +2277,1332 @@
     <w:p>
       <w:r>
         <w:rPr>
-          <w:color w:val="C00000"/>
+          <w:b w:val="0"/>
         </w:rPr>
-        <w:t>【待补充｜负责人：你｜第 3 周先出 Mock，第 5 周定稿】REST API 清单（路径/方法/参数/返回），从 Apifox 导出整理；含匹配引擎内部接口约定。</w:t>
+        <w:t>后端 REST API 清单如下（与 server/README.md 及 Apifox 契约一致，统一返回 {code, message, data}，code=0 成功）：</w:t>
+      </w:r>
+    </w:p>
+    <w:tbl>
+      <w:tblPr>
+        <w:tblStyle w:val="TableGrid"/>
+        <w:tblW w:type="auto" w:w="0"/>
+        <w:tblLook w:firstColumn="1" w:firstRow="1" w:lastColumn="0" w:lastRow="0" w:noHBand="0" w:noVBand="1" w:val="04A0"/>
+      </w:tblPr>
+      <w:tblGrid>
+        <w:gridCol w:w="2160"/>
+        <w:gridCol w:w="2160"/>
+        <w:gridCol w:w="2160"/>
+        <w:gridCol w:w="2160"/>
+      </w:tblGrid>
+      <w:tr>
+        <w:tc>
+          <w:tcPr>
+            <w:tcW w:type="dxa" w:w="2160"/>
+          </w:tcPr>
+          <w:p>
+            <w:r>
+              <w:t>序号</w:t>
+            </w:r>
+          </w:p>
+        </w:tc>
+        <w:tc>
+          <w:tcPr>
+            <w:tcW w:type="dxa" w:w="2160"/>
+          </w:tcPr>
+          <w:p>
+            <w:r>
+              <w:t>方法</w:t>
+            </w:r>
+          </w:p>
+        </w:tc>
+        <w:tc>
+          <w:tcPr>
+            <w:tcW w:type="dxa" w:w="2160"/>
+          </w:tcPr>
+          <w:p>
+            <w:r>
+              <w:t>路径</w:t>
+            </w:r>
+          </w:p>
+        </w:tc>
+        <w:tc>
+          <w:tcPr>
+            <w:tcW w:type="dxa" w:w="2160"/>
+          </w:tcPr>
+          <w:p>
+            <w:r>
+              <w:t>说明</w:t>
+            </w:r>
+          </w:p>
+        </w:tc>
+      </w:tr>
+      <w:tr>
+        <w:tc>
+          <w:tcPr>
+            <w:tcW w:type="dxa" w:w="2160"/>
+          </w:tcPr>
+          <w:p>
+            <w:r>
+              <w:t>1</w:t>
+            </w:r>
+          </w:p>
+        </w:tc>
+        <w:tc>
+          <w:tcPr>
+            <w:tcW w:type="dxa" w:w="2160"/>
+          </w:tcPr>
+          <w:p>
+            <w:r>
+              <w:t>POST</w:t>
+            </w:r>
+          </w:p>
+        </w:tc>
+        <w:tc>
+          <w:tcPr>
+            <w:tcW w:type="dxa" w:w="2160"/>
+          </w:tcPr>
+          <w:p>
+            <w:r>
+              <w:t>/api/auth/register</w:t>
+            </w:r>
+          </w:p>
+        </w:tc>
+        <w:tc>
+          <w:tcPr>
+            <w:tcW w:type="dxa" w:w="2160"/>
+          </w:tcPr>
+          <w:p>
+            <w:r>
+              <w:t>注册（校园邮箱验证）</w:t>
+            </w:r>
+          </w:p>
+        </w:tc>
+      </w:tr>
+      <w:tr>
+        <w:tc>
+          <w:tcPr>
+            <w:tcW w:type="dxa" w:w="2160"/>
+          </w:tcPr>
+          <w:p>
+            <w:r>
+              <w:t>2</w:t>
+            </w:r>
+          </w:p>
+        </w:tc>
+        <w:tc>
+          <w:tcPr>
+            <w:tcW w:type="dxa" w:w="2160"/>
+          </w:tcPr>
+          <w:p>
+            <w:r>
+              <w:t>POST</w:t>
+            </w:r>
+          </w:p>
+        </w:tc>
+        <w:tc>
+          <w:tcPr>
+            <w:tcW w:type="dxa" w:w="2160"/>
+          </w:tcPr>
+          <w:p>
+            <w:r>
+              <w:t>/api/auth/login</w:t>
+            </w:r>
+          </w:p>
+        </w:tc>
+        <w:tc>
+          <w:tcPr>
+            <w:tcW w:type="dxa" w:w="2160"/>
+          </w:tcPr>
+          <w:p>
+            <w:r>
+              <w:t>登录</w:t>
+            </w:r>
+          </w:p>
+        </w:tc>
+      </w:tr>
+      <w:tr>
+        <w:tc>
+          <w:tcPr>
+            <w:tcW w:type="dxa" w:w="2160"/>
+          </w:tcPr>
+          <w:p>
+            <w:r>
+              <w:t>3</w:t>
+            </w:r>
+          </w:p>
+        </w:tc>
+        <w:tc>
+          <w:tcPr>
+            <w:tcW w:type="dxa" w:w="2160"/>
+          </w:tcPr>
+          <w:p>
+            <w:r>
+              <w:t>GET</w:t>
+            </w:r>
+          </w:p>
+        </w:tc>
+        <w:tc>
+          <w:tcPr>
+            <w:tcW w:type="dxa" w:w="2160"/>
+          </w:tcPr>
+          <w:p>
+            <w:r>
+              <w:t>/api/users/me</w:t>
+            </w:r>
+          </w:p>
+        </w:tc>
+        <w:tc>
+          <w:tcPr>
+            <w:tcW w:type="dxa" w:w="2160"/>
+          </w:tcPr>
+          <w:p>
+            <w:r>
+              <w:t>当前用户信息</w:t>
+            </w:r>
+          </w:p>
+        </w:tc>
+      </w:tr>
+      <w:tr>
+        <w:tc>
+          <w:tcPr>
+            <w:tcW w:type="dxa" w:w="2160"/>
+          </w:tcPr>
+          <w:p>
+            <w:r>
+              <w:t>4</w:t>
+            </w:r>
+          </w:p>
+        </w:tc>
+        <w:tc>
+          <w:tcPr>
+            <w:tcW w:type="dxa" w:w="2160"/>
+          </w:tcPr>
+          <w:p>
+            <w:r>
+              <w:t>PUT</w:t>
+            </w:r>
+          </w:p>
+        </w:tc>
+        <w:tc>
+          <w:tcPr>
+            <w:tcW w:type="dxa" w:w="2160"/>
+          </w:tcPr>
+          <w:p>
+            <w:r>
+              <w:t>/api/users/me</w:t>
+            </w:r>
+          </w:p>
+        </w:tc>
+        <w:tc>
+          <w:tcPr>
+            <w:tcW w:type="dxa" w:w="2160"/>
+          </w:tcPr>
+          <w:p>
+            <w:r>
+              <w:t>修改个人资料</w:t>
+            </w:r>
+          </w:p>
+        </w:tc>
+      </w:tr>
+      <w:tr>
+        <w:tc>
+          <w:tcPr>
+            <w:tcW w:type="dxa" w:w="2160"/>
+          </w:tcPr>
+          <w:p>
+            <w:r>
+              <w:t>5</w:t>
+            </w:r>
+          </w:p>
+        </w:tc>
+        <w:tc>
+          <w:tcPr>
+            <w:tcW w:type="dxa" w:w="2160"/>
+          </w:tcPr>
+          <w:p>
+            <w:r>
+              <w:t>GET</w:t>
+            </w:r>
+          </w:p>
+        </w:tc>
+        <w:tc>
+          <w:tcPr>
+            <w:tcW w:type="dxa" w:w="2160"/>
+          </w:tcPr>
+          <w:p>
+            <w:r>
+              <w:t>/api/categories</w:t>
+            </w:r>
+          </w:p>
+        </w:tc>
+        <w:tc>
+          <w:tcPr>
+            <w:tcW w:type="dxa" w:w="2160"/>
+          </w:tcPr>
+          <w:p>
+            <w:r>
+              <w:t>物品分类列表</w:t>
+            </w:r>
+          </w:p>
+        </w:tc>
+      </w:tr>
+      <w:tr>
+        <w:tc>
+          <w:tcPr>
+            <w:tcW w:type="dxa" w:w="2160"/>
+          </w:tcPr>
+          <w:p>
+            <w:r>
+              <w:t>6</w:t>
+            </w:r>
+          </w:p>
+        </w:tc>
+        <w:tc>
+          <w:tcPr>
+            <w:tcW w:type="dxa" w:w="2160"/>
+          </w:tcPr>
+          <w:p>
+            <w:r>
+              <w:t>GET</w:t>
+            </w:r>
+          </w:p>
+        </w:tc>
+        <w:tc>
+          <w:tcPr>
+            <w:tcW w:type="dxa" w:w="2160"/>
+          </w:tcPr>
+          <w:p>
+            <w:r>
+              <w:t>/api/locations</w:t>
+            </w:r>
+          </w:p>
+        </w:tc>
+        <w:tc>
+          <w:tcPr>
+            <w:tcW w:type="dxa" w:w="2160"/>
+          </w:tcPr>
+          <w:p>
+            <w:r>
+              <w:t>地点词表（按校区）</w:t>
+            </w:r>
+          </w:p>
+        </w:tc>
+      </w:tr>
+      <w:tr>
+        <w:tc>
+          <w:tcPr>
+            <w:tcW w:type="dxa" w:w="2160"/>
+          </w:tcPr>
+          <w:p>
+            <w:r>
+              <w:t>7</w:t>
+            </w:r>
+          </w:p>
+        </w:tc>
+        <w:tc>
+          <w:tcPr>
+            <w:tcW w:type="dxa" w:w="2160"/>
+          </w:tcPr>
+          <w:p>
+            <w:r>
+              <w:t>POST</w:t>
+            </w:r>
+          </w:p>
+        </w:tc>
+        <w:tc>
+          <w:tcPr>
+            <w:tcW w:type="dxa" w:w="2160"/>
+          </w:tcPr>
+          <w:p>
+            <w:r>
+              <w:t>/api/files</w:t>
+            </w:r>
+          </w:p>
+        </w:tc>
+        <w:tc>
+          <w:tcPr>
+            <w:tcW w:type="dxa" w:w="2160"/>
+          </w:tcPr>
+          <w:p>
+            <w:r>
+              <w:t>上传图片（≤10MB）</w:t>
+            </w:r>
+          </w:p>
+        </w:tc>
+      </w:tr>
+      <w:tr>
+        <w:tc>
+          <w:tcPr>
+            <w:tcW w:type="dxa" w:w="2160"/>
+          </w:tcPr>
+          <w:p>
+            <w:r>
+              <w:t>8</w:t>
+            </w:r>
+          </w:p>
+        </w:tc>
+        <w:tc>
+          <w:tcPr>
+            <w:tcW w:type="dxa" w:w="2160"/>
+          </w:tcPr>
+          <w:p>
+            <w:r>
+              <w:t>POST</w:t>
+            </w:r>
+          </w:p>
+        </w:tc>
+        <w:tc>
+          <w:tcPr>
+            <w:tcW w:type="dxa" w:w="2160"/>
+          </w:tcPr>
+          <w:p>
+            <w:r>
+              <w:t>/api/items</w:t>
+            </w:r>
+          </w:p>
+        </w:tc>
+        <w:tc>
+          <w:tcPr>
+            <w:tcW w:type="dxa" w:w="2160"/>
+          </w:tcPr>
+          <w:p>
+            <w:r>
+              <w:t>发布失物/招领信息</w:t>
+            </w:r>
+          </w:p>
+        </w:tc>
+      </w:tr>
+      <w:tr>
+        <w:tc>
+          <w:tcPr>
+            <w:tcW w:type="dxa" w:w="2160"/>
+          </w:tcPr>
+          <w:p>
+            <w:r>
+              <w:t>9</w:t>
+            </w:r>
+          </w:p>
+        </w:tc>
+        <w:tc>
+          <w:tcPr>
+            <w:tcW w:type="dxa" w:w="2160"/>
+          </w:tcPr>
+          <w:p>
+            <w:r>
+              <w:t>GET</w:t>
+            </w:r>
+          </w:p>
+        </w:tc>
+        <w:tc>
+          <w:tcPr>
+            <w:tcW w:type="dxa" w:w="2160"/>
+          </w:tcPr>
+          <w:p>
+            <w:r>
+              <w:t>/api/items</w:t>
+            </w:r>
+          </w:p>
+        </w:tc>
+        <w:tc>
+          <w:tcPr>
+            <w:tcW w:type="dxa" w:w="2160"/>
+          </w:tcPr>
+          <w:p>
+            <w:r>
+              <w:t>信息流检索（多条件）</w:t>
+            </w:r>
+          </w:p>
+        </w:tc>
+      </w:tr>
+      <w:tr>
+        <w:tc>
+          <w:tcPr>
+            <w:tcW w:type="dxa" w:w="2160"/>
+          </w:tcPr>
+          <w:p>
+            <w:r>
+              <w:t>10</w:t>
+            </w:r>
+          </w:p>
+        </w:tc>
+        <w:tc>
+          <w:tcPr>
+            <w:tcW w:type="dxa" w:w="2160"/>
+          </w:tcPr>
+          <w:p>
+            <w:r>
+              <w:t>GET</w:t>
+            </w:r>
+          </w:p>
+        </w:tc>
+        <w:tc>
+          <w:tcPr>
+            <w:tcW w:type="dxa" w:w="2160"/>
+          </w:tcPr>
+          <w:p>
+            <w:r>
+              <w:t>/api/items/{id}</w:t>
+            </w:r>
+          </w:p>
+        </w:tc>
+        <w:tc>
+          <w:tcPr>
+            <w:tcW w:type="dxa" w:w="2160"/>
+          </w:tcPr>
+          <w:p>
+            <w:r>
+              <w:t>信息详情</w:t>
+            </w:r>
+          </w:p>
+        </w:tc>
+      </w:tr>
+      <w:tr>
+        <w:tc>
+          <w:tcPr>
+            <w:tcW w:type="dxa" w:w="2160"/>
+          </w:tcPr>
+          <w:p>
+            <w:r>
+              <w:t>11</w:t>
+            </w:r>
+          </w:p>
+        </w:tc>
+        <w:tc>
+          <w:tcPr>
+            <w:tcW w:type="dxa" w:w="2160"/>
+          </w:tcPr>
+          <w:p>
+            <w:r>
+              <w:t>PUT</w:t>
+            </w:r>
+          </w:p>
+        </w:tc>
+        <w:tc>
+          <w:tcPr>
+            <w:tcW w:type="dxa" w:w="2160"/>
+          </w:tcPr>
+          <w:p>
+            <w:r>
+              <w:t>/api/items/{id}</w:t>
+            </w:r>
+          </w:p>
+        </w:tc>
+        <w:tc>
+          <w:tcPr>
+            <w:tcW w:type="dxa" w:w="2160"/>
+          </w:tcPr>
+          <w:p>
+            <w:r>
+              <w:t>编辑信息</w:t>
+            </w:r>
+          </w:p>
+        </w:tc>
+      </w:tr>
+      <w:tr>
+        <w:tc>
+          <w:tcPr>
+            <w:tcW w:type="dxa" w:w="2160"/>
+          </w:tcPr>
+          <w:p>
+            <w:r>
+              <w:t>12</w:t>
+            </w:r>
+          </w:p>
+        </w:tc>
+        <w:tc>
+          <w:tcPr>
+            <w:tcW w:type="dxa" w:w="2160"/>
+          </w:tcPr>
+          <w:p>
+            <w:r>
+              <w:t>POST</w:t>
+            </w:r>
+          </w:p>
+        </w:tc>
+        <w:tc>
+          <w:tcPr>
+            <w:tcW w:type="dxa" w:w="2160"/>
+          </w:tcPr>
+          <w:p>
+            <w:r>
+              <w:t>/api/items/{id}/close</w:t>
+            </w:r>
+          </w:p>
+        </w:tc>
+        <w:tc>
+          <w:tcPr>
+            <w:tcW w:type="dxa" w:w="2160"/>
+          </w:tcPr>
+          <w:p>
+            <w:r>
+              <w:t>关闭信息</w:t>
+            </w:r>
+          </w:p>
+        </w:tc>
+      </w:tr>
+      <w:tr>
+        <w:tc>
+          <w:tcPr>
+            <w:tcW w:type="dxa" w:w="2160"/>
+          </w:tcPr>
+          <w:p>
+            <w:r>
+              <w:t>13</w:t>
+            </w:r>
+          </w:p>
+        </w:tc>
+        <w:tc>
+          <w:tcPr>
+            <w:tcW w:type="dxa" w:w="2160"/>
+          </w:tcPr>
+          <w:p>
+            <w:r>
+              <w:t>GET</w:t>
+            </w:r>
+          </w:p>
+        </w:tc>
+        <w:tc>
+          <w:tcPr>
+            <w:tcW w:type="dxa" w:w="2160"/>
+          </w:tcPr>
+          <w:p>
+            <w:r>
+              <w:t>/api/items/mine</w:t>
+            </w:r>
+          </w:p>
+        </w:tc>
+        <w:tc>
+          <w:tcPr>
+            <w:tcW w:type="dxa" w:w="2160"/>
+          </w:tcPr>
+          <w:p>
+            <w:r>
+              <w:t>我发布的信息</w:t>
+            </w:r>
+          </w:p>
+        </w:tc>
+      </w:tr>
+      <w:tr>
+        <w:tc>
+          <w:tcPr>
+            <w:tcW w:type="dxa" w:w="2160"/>
+          </w:tcPr>
+          <w:p>
+            <w:r>
+              <w:t>14</w:t>
+            </w:r>
+          </w:p>
+        </w:tc>
+        <w:tc>
+          <w:tcPr>
+            <w:tcW w:type="dxa" w:w="2160"/>
+          </w:tcPr>
+          <w:p>
+            <w:r>
+              <w:t>POST</w:t>
+            </w:r>
+          </w:p>
+        </w:tc>
+        <w:tc>
+          <w:tcPr>
+            <w:tcW w:type="dxa" w:w="2160"/>
+          </w:tcPr>
+          <w:p>
+            <w:r>
+              <w:t>/api/claims</w:t>
+            </w:r>
+          </w:p>
+        </w:tc>
+        <w:tc>
+          <w:tcPr>
+            <w:tcW w:type="dxa" w:w="2160"/>
+          </w:tcPr>
+          <w:p>
+            <w:r>
+              <w:t>提交认领申请</w:t>
+            </w:r>
+          </w:p>
+        </w:tc>
+      </w:tr>
+      <w:tr>
+        <w:tc>
+          <w:tcPr>
+            <w:tcW w:type="dxa" w:w="2160"/>
+          </w:tcPr>
+          <w:p>
+            <w:r>
+              <w:t>15</w:t>
+            </w:r>
+          </w:p>
+        </w:tc>
+        <w:tc>
+          <w:tcPr>
+            <w:tcW w:type="dxa" w:w="2160"/>
+          </w:tcPr>
+          <w:p>
+            <w:r>
+              <w:t>GET</w:t>
+            </w:r>
+          </w:p>
+        </w:tc>
+        <w:tc>
+          <w:tcPr>
+            <w:tcW w:type="dxa" w:w="2160"/>
+          </w:tcPr>
+          <w:p>
+            <w:r>
+              <w:t>/api/claims/mine</w:t>
+            </w:r>
+          </w:p>
+        </w:tc>
+        <w:tc>
+          <w:tcPr>
+            <w:tcW w:type="dxa" w:w="2160"/>
+          </w:tcPr>
+          <w:p>
+            <w:r>
+              <w:t>我的认领申请</w:t>
+            </w:r>
+          </w:p>
+        </w:tc>
+      </w:tr>
+      <w:tr>
+        <w:tc>
+          <w:tcPr>
+            <w:tcW w:type="dxa" w:w="2160"/>
+          </w:tcPr>
+          <w:p>
+            <w:r>
+              <w:t>16</w:t>
+            </w:r>
+          </w:p>
+        </w:tc>
+        <w:tc>
+          <w:tcPr>
+            <w:tcW w:type="dxa" w:w="2160"/>
+          </w:tcPr>
+          <w:p>
+            <w:r>
+              <w:t>GET</w:t>
+            </w:r>
+          </w:p>
+        </w:tc>
+        <w:tc>
+          <w:tcPr>
+            <w:tcW w:type="dxa" w:w="2160"/>
+          </w:tcPr>
+          <w:p>
+            <w:r>
+              <w:t>/api/claims/todo</w:t>
+            </w:r>
+          </w:p>
+        </w:tc>
+        <w:tc>
+          <w:tcPr>
+            <w:tcW w:type="dxa" w:w="2160"/>
+          </w:tcPr>
+          <w:p>
+            <w:r>
+              <w:t>待我核验列表</w:t>
+            </w:r>
+          </w:p>
+        </w:tc>
+      </w:tr>
+      <w:tr>
+        <w:tc>
+          <w:tcPr>
+            <w:tcW w:type="dxa" w:w="2160"/>
+          </w:tcPr>
+          <w:p>
+            <w:r>
+              <w:t>17</w:t>
+            </w:r>
+          </w:p>
+        </w:tc>
+        <w:tc>
+          <w:tcPr>
+            <w:tcW w:type="dxa" w:w="2160"/>
+          </w:tcPr>
+          <w:p>
+            <w:r>
+              <w:t>POST</w:t>
+            </w:r>
+          </w:p>
+        </w:tc>
+        <w:tc>
+          <w:tcPr>
+            <w:tcW w:type="dxa" w:w="2160"/>
+          </w:tcPr>
+          <w:p>
+            <w:r>
+              <w:t>/api/claims/{id}/review</w:t>
+            </w:r>
+          </w:p>
+        </w:tc>
+        <w:tc>
+          <w:tcPr>
+            <w:tcW w:type="dxa" w:w="2160"/>
+          </w:tcPr>
+          <w:p>
+            <w:r>
+              <w:t>核验（通过/驳回/升级争议）</w:t>
+            </w:r>
+          </w:p>
+        </w:tc>
+      </w:tr>
+      <w:tr>
+        <w:tc>
+          <w:tcPr>
+            <w:tcW w:type="dxa" w:w="2160"/>
+          </w:tcPr>
+          <w:p>
+            <w:r>
+              <w:t>18</w:t>
+            </w:r>
+          </w:p>
+        </w:tc>
+        <w:tc>
+          <w:tcPr>
+            <w:tcW w:type="dxa" w:w="2160"/>
+          </w:tcPr>
+          <w:p>
+            <w:r>
+              <w:t>GET</w:t>
+            </w:r>
+          </w:p>
+        </w:tc>
+        <w:tc>
+          <w:tcPr>
+            <w:tcW w:type="dxa" w:w="2160"/>
+          </w:tcPr>
+          <w:p>
+            <w:r>
+              <w:t>/api/claims/{id}/code</w:t>
+            </w:r>
+          </w:p>
+        </w:tc>
+        <w:tc>
+          <w:tcPr>
+            <w:tcW w:type="dxa" w:w="2160"/>
+          </w:tcPr>
+          <w:p>
+            <w:r>
+              <w:t>获取核销码</w:t>
+            </w:r>
+          </w:p>
+        </w:tc>
+      </w:tr>
+      <w:tr>
+        <w:tc>
+          <w:tcPr>
+            <w:tcW w:type="dxa" w:w="2160"/>
+          </w:tcPr>
+          <w:p>
+            <w:r>
+              <w:t>19</w:t>
+            </w:r>
+          </w:p>
+        </w:tc>
+        <w:tc>
+          <w:tcPr>
+            <w:tcW w:type="dxa" w:w="2160"/>
+          </w:tcPr>
+          <w:p>
+            <w:r>
+              <w:t>POST</w:t>
+            </w:r>
+          </w:p>
+        </w:tc>
+        <w:tc>
+          <w:tcPr>
+            <w:tcW w:type="dxa" w:w="2160"/>
+          </w:tcPr>
+          <w:p>
+            <w:r>
+              <w:t>/api/claims/verify</w:t>
+            </w:r>
+          </w:p>
+        </w:tc>
+        <w:tc>
+          <w:tcPr>
+            <w:tcW w:type="dxa" w:w="2160"/>
+          </w:tcPr>
+          <w:p>
+            <w:r>
+              <w:t>扫码核销</w:t>
+            </w:r>
+          </w:p>
+        </w:tc>
+      </w:tr>
+      <w:tr>
+        <w:tc>
+          <w:tcPr>
+            <w:tcW w:type="dxa" w:w="2160"/>
+          </w:tcPr>
+          <w:p>
+            <w:r>
+              <w:t>20</w:t>
+            </w:r>
+          </w:p>
+        </w:tc>
+        <w:tc>
+          <w:tcPr>
+            <w:tcW w:type="dxa" w:w="2160"/>
+          </w:tcPr>
+          <w:p>
+            <w:r>
+              <w:t>GET</w:t>
+            </w:r>
+          </w:p>
+        </w:tc>
+        <w:tc>
+          <w:tcPr>
+            <w:tcW w:type="dxa" w:w="2160"/>
+          </w:tcPr>
+          <w:p>
+            <w:r>
+              <w:t>/api/messages</w:t>
+            </w:r>
+          </w:p>
+        </w:tc>
+        <w:tc>
+          <w:tcPr>
+            <w:tcW w:type="dxa" w:w="2160"/>
+          </w:tcPr>
+          <w:p>
+            <w:r>
+              <w:t>站内消息列表（含未读数）</w:t>
+            </w:r>
+          </w:p>
+        </w:tc>
+      </w:tr>
+      <w:tr>
+        <w:tc>
+          <w:tcPr>
+            <w:tcW w:type="dxa" w:w="2160"/>
+          </w:tcPr>
+          <w:p>
+            <w:r>
+              <w:t>21</w:t>
+            </w:r>
+          </w:p>
+        </w:tc>
+        <w:tc>
+          <w:tcPr>
+            <w:tcW w:type="dxa" w:w="2160"/>
+          </w:tcPr>
+          <w:p>
+            <w:r>
+              <w:t>POST</w:t>
+            </w:r>
+          </w:p>
+        </w:tc>
+        <w:tc>
+          <w:tcPr>
+            <w:tcW w:type="dxa" w:w="2160"/>
+          </w:tcPr>
+          <w:p>
+            <w:r>
+              <w:t>/api/messages/{id}/read</w:t>
+            </w:r>
+          </w:p>
+        </w:tc>
+        <w:tc>
+          <w:tcPr>
+            <w:tcW w:type="dxa" w:w="2160"/>
+          </w:tcPr>
+          <w:p>
+            <w:r>
+              <w:t>标记已读</w:t>
+            </w:r>
+          </w:p>
+        </w:tc>
+      </w:tr>
+      <w:tr>
+        <w:tc>
+          <w:tcPr>
+            <w:tcW w:type="dxa" w:w="2160"/>
+          </w:tcPr>
+          <w:p>
+            <w:r>
+              <w:t>22</w:t>
+            </w:r>
+          </w:p>
+        </w:tc>
+        <w:tc>
+          <w:tcPr>
+            <w:tcW w:type="dxa" w:w="2160"/>
+          </w:tcPr>
+          <w:p>
+            <w:r>
+              <w:t>GET</w:t>
+            </w:r>
+          </w:p>
+        </w:tc>
+        <w:tc>
+          <w:tcPr>
+            <w:tcW w:type="dxa" w:w="2160"/>
+          </w:tcPr>
+          <w:p>
+            <w:r>
+              <w:t>/api/matches</w:t>
+            </w:r>
+          </w:p>
+        </w:tc>
+        <w:tc>
+          <w:tcPr>
+            <w:tcW w:type="dxa" w:w="2160"/>
+          </w:tcPr>
+          <w:p>
+            <w:r>
+              <w:t>匹配候选列表</w:t>
+            </w:r>
+          </w:p>
+        </w:tc>
+      </w:tr>
+      <w:tr>
+        <w:tc>
+          <w:tcPr>
+            <w:tcW w:type="dxa" w:w="2160"/>
+          </w:tcPr>
+          <w:p>
+            <w:r>
+              <w:t>23</w:t>
+            </w:r>
+          </w:p>
+        </w:tc>
+        <w:tc>
+          <w:tcPr>
+            <w:tcW w:type="dxa" w:w="2160"/>
+          </w:tcPr>
+          <w:p>
+            <w:r>
+              <w:t>POST</w:t>
+            </w:r>
+          </w:p>
+        </w:tc>
+        <w:tc>
+          <w:tcPr>
+            <w:tcW w:type="dxa" w:w="2160"/>
+          </w:tcPr>
+          <w:p>
+            <w:r>
+              <w:t>/api/matches/{id}/feedback</w:t>
+            </w:r>
+          </w:p>
+        </w:tc>
+        <w:tc>
+          <w:tcPr>
+            <w:tcW w:type="dxa" w:w="2160"/>
+          </w:tcPr>
+          <w:p>
+            <w:r>
+              <w:t>匹配反馈（是它/不是它）</w:t>
+            </w:r>
+          </w:p>
+        </w:tc>
+      </w:tr>
+      <w:tr>
+        <w:tc>
+          <w:tcPr>
+            <w:tcW w:type="dxa" w:w="2160"/>
+          </w:tcPr>
+          <w:p>
+            <w:r>
+              <w:t>24</w:t>
+            </w:r>
+          </w:p>
+        </w:tc>
+        <w:tc>
+          <w:tcPr>
+            <w:tcW w:type="dxa" w:w="2160"/>
+          </w:tcPr>
+          <w:p>
+            <w:r>
+              <w:t>GET</w:t>
+            </w:r>
+          </w:p>
+        </w:tc>
+        <w:tc>
+          <w:tcPr>
+            <w:tcW w:type="dxa" w:w="2160"/>
+          </w:tcPr>
+          <w:p>
+            <w:r>
+              <w:t>/api/admin/items</w:t>
+            </w:r>
+          </w:p>
+        </w:tc>
+        <w:tc>
+          <w:tcPr>
+            <w:tcW w:type="dxa" w:w="2160"/>
+          </w:tcPr>
+          <w:p>
+            <w:r>
+              <w:t>信息审核列表</w:t>
+            </w:r>
+          </w:p>
+        </w:tc>
+      </w:tr>
+      <w:tr>
+        <w:tc>
+          <w:tcPr>
+            <w:tcW w:type="dxa" w:w="2160"/>
+          </w:tcPr>
+          <w:p>
+            <w:r>
+              <w:t>25</w:t>
+            </w:r>
+          </w:p>
+        </w:tc>
+        <w:tc>
+          <w:tcPr>
+            <w:tcW w:type="dxa" w:w="2160"/>
+          </w:tcPr>
+          <w:p>
+            <w:r>
+              <w:t>POST</w:t>
+            </w:r>
+          </w:p>
+        </w:tc>
+        <w:tc>
+          <w:tcPr>
+            <w:tcW w:type="dxa" w:w="2160"/>
+          </w:tcPr>
+          <w:p>
+            <w:r>
+              <w:t>/api/admin/users/{id}/ban</w:t>
+            </w:r>
+          </w:p>
+        </w:tc>
+        <w:tc>
+          <w:tcPr>
+            <w:tcW w:type="dxa" w:w="2160"/>
+          </w:tcPr>
+          <w:p>
+            <w:r>
+              <w:t>封禁/解封用户</w:t>
+            </w:r>
+          </w:p>
+        </w:tc>
+      </w:tr>
+      <w:tr>
+        <w:tc>
+          <w:tcPr>
+            <w:tcW w:type="dxa" w:w="2160"/>
+          </w:tcPr>
+          <w:p>
+            <w:r>
+              <w:t>26</w:t>
+            </w:r>
+          </w:p>
+        </w:tc>
+        <w:tc>
+          <w:tcPr>
+            <w:tcW w:type="dxa" w:w="2160"/>
+          </w:tcPr>
+          <w:p>
+            <w:r>
+              <w:t>GET</w:t>
+            </w:r>
+          </w:p>
+        </w:tc>
+        <w:tc>
+          <w:tcPr>
+            <w:tcW w:type="dxa" w:w="2160"/>
+          </w:tcPr>
+          <w:p>
+            <w:r>
+              <w:t>/api/admin/claims</w:t>
+            </w:r>
+          </w:p>
+        </w:tc>
+        <w:tc>
+          <w:tcPr>
+            <w:tcW w:type="dxa" w:w="2160"/>
+          </w:tcPr>
+          <w:p>
+            <w:r>
+              <w:t>争议认领队列</w:t>
+            </w:r>
+          </w:p>
+        </w:tc>
+      </w:tr>
+      <w:tr>
+        <w:tc>
+          <w:tcPr>
+            <w:tcW w:type="dxa" w:w="2160"/>
+          </w:tcPr>
+          <w:p>
+            <w:r>
+              <w:t>27</w:t>
+            </w:r>
+          </w:p>
+        </w:tc>
+        <w:tc>
+          <w:tcPr>
+            <w:tcW w:type="dxa" w:w="2160"/>
+          </w:tcPr>
+          <w:p>
+            <w:r>
+              <w:t>POST</w:t>
+            </w:r>
+          </w:p>
+        </w:tc>
+        <w:tc>
+          <w:tcPr>
+            <w:tcW w:type="dxa" w:w="2160"/>
+          </w:tcPr>
+          <w:p>
+            <w:r>
+              <w:t>/api/admin/claims/{id}/arbitrate</w:t>
+            </w:r>
+          </w:p>
+        </w:tc>
+        <w:tc>
+          <w:tcPr>
+            <w:tcW w:type="dxa" w:w="2160"/>
+          </w:tcPr>
+          <w:p>
+            <w:r>
+              <w:t>争议仲裁</w:t>
+            </w:r>
+          </w:p>
+        </w:tc>
+      </w:tr>
+      <w:tr>
+        <w:tc>
+          <w:tcPr>
+            <w:tcW w:type="dxa" w:w="2160"/>
+          </w:tcPr>
+          <w:p>
+            <w:r>
+              <w:t>28</w:t>
+            </w:r>
+          </w:p>
+        </w:tc>
+        <w:tc>
+          <w:tcPr>
+            <w:tcW w:type="dxa" w:w="2160"/>
+          </w:tcPr>
+          <w:p>
+            <w:r>
+              <w:t>GET</w:t>
+            </w:r>
+          </w:p>
+        </w:tc>
+        <w:tc>
+          <w:tcPr>
+            <w:tcW w:type="dxa" w:w="2160"/>
+          </w:tcPr>
+          <w:p>
+            <w:r>
+              <w:t>/api/admin/stats/overview</w:t>
+            </w:r>
+          </w:p>
+        </w:tc>
+        <w:tc>
+          <w:tcPr>
+            <w:tcW w:type="dxa" w:w="2160"/>
+          </w:tcPr>
+          <w:p>
+            <w:r>
+              <w:t>运营数据看板</w:t>
+            </w:r>
+          </w:p>
+        </w:tc>
+      </w:tr>
+      <w:tr>
+        <w:tc>
+          <w:tcPr>
+            <w:tcW w:type="dxa" w:w="2160"/>
+          </w:tcPr>
+          <w:p>
+            <w:r>
+              <w:t>29</w:t>
+            </w:r>
+          </w:p>
+        </w:tc>
+        <w:tc>
+          <w:tcPr>
+            <w:tcW w:type="dxa" w:w="2160"/>
+          </w:tcPr>
+          <w:p>
+            <w:r>
+              <w:t>POST</w:t>
+            </w:r>
+          </w:p>
+        </w:tc>
+        <w:tc>
+          <w:tcPr>
+            <w:tcW w:type="dxa" w:w="2160"/>
+          </w:tcPr>
+          <w:p>
+            <w:r>
+              <w:t>/embed/text</w:t>
+            </w:r>
+          </w:p>
+        </w:tc>
+        <w:tc>
+          <w:tcPr>
+            <w:tcW w:type="dxa" w:w="2160"/>
+          </w:tcPr>
+          <w:p>
+            <w:r>
+              <w:t>文本向量化（匹配引擎内部）</w:t>
+            </w:r>
+          </w:p>
+        </w:tc>
+      </w:tr>
+      <w:tr>
+        <w:tc>
+          <w:tcPr>
+            <w:tcW w:type="dxa" w:w="2160"/>
+          </w:tcPr>
+          <w:p>
+            <w:r>
+              <w:t>30</w:t>
+            </w:r>
+          </w:p>
+        </w:tc>
+        <w:tc>
+          <w:tcPr>
+            <w:tcW w:type="dxa" w:w="2160"/>
+          </w:tcPr>
+          <w:p>
+            <w:r>
+              <w:t>POST</w:t>
+            </w:r>
+          </w:p>
+        </w:tc>
+        <w:tc>
+          <w:tcPr>
+            <w:tcW w:type="dxa" w:w="2160"/>
+          </w:tcPr>
+          <w:p>
+            <w:r>
+              <w:t>/embed/image</w:t>
+            </w:r>
+          </w:p>
+        </w:tc>
+        <w:tc>
+          <w:tcPr>
+            <w:tcW w:type="dxa" w:w="2160"/>
+          </w:tcPr>
+          <w:p>
+            <w:r>
+              <w:t>图像向量化（匹配引擎内部）</w:t>
+            </w:r>
+          </w:p>
+        </w:tc>
+      </w:tr>
+    </w:tbl>
+    <w:p>
+      <w:r>
+        <w:rPr>
+          <w:b w:val="0"/>
+        </w:rPr>
+        <w:t>错误码约定（code 非 0 表示失败）：1001/1002 用户名或邮箱已注册；1003 用户名或密码错误；1004 账号封禁；2001~2010 信息与文件相关；3001~3011 认领流程；4001~4002 消息；5001~5003 匹配；6001~6005 后台管理；400 参数校验失败；401 未登录；403 无权限。</w:t>
       </w:r>
     </w:p>
     <w:p>
